--- a/05_Website_Angular/docs/ResumeMatch-PH-Start-Here.docx
+++ b/05_Website_Angular/docs/ResumeMatch-PH-Start-Here.docx
@@ -340,7 +340,7 @@
                 <w:sz w:val="19"/>
                 <w:szCs w:val="19"/>
               </w:rPr>
-              <w:t xml:space="preserve">Build a resume, upload the one they already have, browse openings, see a match score for each, apply, track applications</w:t>
+              <w:t>Build a resume, upload the one they already have, browse openings, see a match score for each, apply, track applications, and read the reason if they are not taken forward</w:t>
             </w:r>
           </w:p>
         </w:tc>
@@ -382,7 +382,7 @@
                 <w:sz w:val="19"/>
                 <w:szCs w:val="19"/>
               </w:rPr>
-              <w:t xml:space="preserve">Post an opening, choose which skills it needs, see applicants ranked by score, move each applicant through the hiring stages</w:t>
+              <w:t>Post an opening, choose which skills it needs, see applicants ranked by score, move each applicant through the hiring stages, and record why when someone is not taken forward</w:t>
             </w:r>
           </w:p>
         </w:tc>
@@ -1057,6 +1057,138 @@
         <w:pStyle w:val="Heading2"/>
       </w:pPr>
       <w:r>
+        <w:t>Saying where you used a skill</w:t>
+      </w:r>
+    </w:p>
+    <w:p>
+      <w:r>
+        <w:t>One question was added to the builder after the first version of this guide. When a seeker lists a skill, the builder asks where they used it — and the answer has to point at something already on their own resume: a job, a project, a certification, or a course. It is a dropdown, never a text box.</w:t>
+      </w:r>
+    </w:p>
+    <w:p>
+      <w:r>
+        <w:t>A skill they can point to counts in full. A skill with no source still counts, at half. Never zero — plenty of real skills are self-taught or come from work too small to list, and refusing to count those would punish exactly the applicants this study exists to help.</w:t>
+      </w:r>
+    </w:p>
+    <w:p>
+      <w:r>
+        <w:t>The reason it exists: every opening publishes the skills it asks for, so an applicant could read that list and type those exact words into their resume minutes before applying, at no cost. Now padding the list means also inventing the job it came from, and the recruiter sees a panel listing every skill beside its source, with “no source given” against the ones that have none.</w:t>
+      </w:r>
+    </w:p>
+    <w:p>
+      <w:r>
+        <w:t>Ana from the example above, with one of her three skills unsourced:</w:t>
+      </w:r>
+    </w:p>
+    <w:tbl>
+      <w:tblPr>
+        <w:tblW w:type="dxa" w:w="9360"/>
+        <w:tblBorders>
+          <w:top w:val="single" w:color="C9CDD4" w:sz="2"/>
+          <w:left w:val="single" w:color="C9CDD4" w:sz="2"/>
+          <w:bottom w:val="single" w:color="C9CDD4" w:sz="2"/>
+          <w:right w:val="single" w:color="C9CDD4" w:sz="2"/>
+          <w:insideH w:val="none"/>
+          <w:insideV w:val="none"/>
+        </w:tblBorders>
+      </w:tblPr>
+      <w:tblGrid>
+        <w:gridCol w:w="9360"/>
+      </w:tblGrid>
+      <w:tr>
+        <w:tc>
+          <w:tcPr>
+            <w:tcW w:type="dxa" w:w="9360"/>
+            <w:shd w:fill="F4F1EA" w:val="clear"/>
+            <w:tcMar>
+              <w:top w:type="dxa" w:w="140"/>
+              <w:left w:type="dxa" w:w="180"/>
+              <w:bottom w:type="dxa" w:w="140"/>
+              <w:right w:type="dxa" w:w="180"/>
+            </w:tcMar>
+          </w:tcPr>
+          <w:p>
+            <w:pPr>
+              <w:spacing w:after="20" w:line="260"/>
+            </w:pPr>
+            <w:r>
+              <w:rPr>
+                <w:rFonts w:ascii="Consolas" w:cs="Consolas" w:eastAsia="Consolas" w:hAnsi="Consolas"/>
+                <w:sz w:val="18"/>
+                <w:szCs w:val="18"/>
+              </w:rPr>
+              <w:t>all three sourced      3 − 0 × 0.5  =  3.00 of 4  =  0.750  × 0.50  =  0.3750</w:t>
+            </w:r>
+          </w:p>
+          <w:p>
+            <w:pPr>
+              <w:spacing w:after="20" w:line="260"/>
+            </w:pPr>
+            <w:r>
+              <w:rPr>
+                <w:rFonts w:ascii="Consolas" w:cs="Consolas" w:eastAsia="Consolas" w:hAnsi="Consolas"/>
+                <w:sz w:val="18"/>
+                <w:szCs w:val="18"/>
+              </w:rPr>
+              <w:t xml:space="preserve">                                                   raw  =  87.5   →   88   STRONG</w:t>
+            </w:r>
+          </w:p>
+          <w:p>
+            <w:pPr>
+              <w:spacing w:after="20" w:line="260"/>
+            </w:pPr>
+            <w:r>
+              <w:rPr>
+                <w:rFonts w:ascii="Consolas" w:cs="Consolas" w:eastAsia="Consolas" w:hAnsi="Consolas"/>
+                <w:sz w:val="18"/>
+                <w:szCs w:val="18"/>
+              </w:rPr>
+            </w:r>
+          </w:p>
+          <w:p>
+            <w:pPr>
+              <w:spacing w:after="20" w:line="260"/>
+            </w:pPr>
+            <w:r>
+              <w:rPr>
+                <w:rFonts w:ascii="Consolas" w:cs="Consolas" w:eastAsia="Consolas" w:hAnsi="Consolas"/>
+                <w:sz w:val="18"/>
+                <w:szCs w:val="18"/>
+              </w:rPr>
+              <w:t>one with no source     3 − 1 × 0.5  =  2.50 of 4  =  0.625  × 0.50  =  0.3125</w:t>
+            </w:r>
+          </w:p>
+          <w:p>
+            <w:pPr>
+              <w:spacing w:after="20" w:line="260"/>
+            </w:pPr>
+            <w:r>
+              <w:rPr>
+                <w:rFonts w:ascii="Consolas" w:cs="Consolas" w:eastAsia="Consolas" w:hAnsi="Consolas"/>
+                <w:sz w:val="18"/>
+                <w:szCs w:val="18"/>
+              </w:rPr>
+              <w:t xml:space="preserve">                                                   raw  =  81.25  →   81   STRONG</w:t>
+            </w:r>
+          </w:p>
+        </w:tc>
+      </w:tr>
+    </w:tbl>
+    <w:p>
+      <w:r>
+        <w:t>Be honest about the limit, because a panelist will find it otherwise. This makes padding cost something; it does not make it impossible. An applicant with one real skill out of four who types in the other three used to score 100. They now score 81 — lower, and still on the list.</w:t>
+      </w:r>
+    </w:p>
+    <w:p>
+      <w:r>
+        <w:t>None of this is printed on the resume. The document the applicant downloads is a plain list of skills exactly as before. A company name welded onto every skill would confuse the employer’s own screening software, which is the very problem the study is about; the source is shown only to the recruiter reading the application.</w:t>
+      </w:r>
+    </w:p>
+    <w:p>
+      <w:pPr>
+        <w:pStyle w:val="Heading2"/>
+      </w:pPr>
+      <w:r>
         <w:t xml:space="preserve">The three bands</w:t>
       </w:r>
     </w:p>
@@ -1472,7 +1604,7 @@
         <w:pStyle w:val="Heading1"/>
       </w:pPr>
       <w:r>
-        <w:t xml:space="preserve">5 · Ten questions and how to answer them</w:t>
+        <w:t>5 · Twelve questions and how to answer them</w:t>
       </w:r>
     </w:p>
     <w:p>
@@ -1603,6 +1735,32 @@
     <w:p>
       <w:r>
         <w:t xml:space="preserve">Nothing yet — data collection is what the instruments are for. What we can demonstrate today is that the system works and that its published constants match the running code exactly.</w:t>
+      </w:r>
+    </w:p>
+    <w:p>
+      <w:pPr>
+        <w:pStyle w:val="Heading3"/>
+      </w:pPr>
+      <w:r>
+        <w:t>11.  Can someone just type in the skills the posting asks for?</w:t>
+      </w:r>
+    </w:p>
+    <w:p>
+      <w:r>
+        <w:t>They can — the required skills are printed on the opening, and hiding them would be worse. What changed is the price. A skill with no source counts half, so padding four required skills with three invented ones reaches 81 rather than 100. And the score a recruiter ranks on is the one recorded when the application was sent, so improving a resume afterwards never reorders a shortlist that has already been worked.</w:t>
+      </w:r>
+    </w:p>
+    <w:p>
+      <w:pPr>
+        <w:pStyle w:val="Heading3"/>
+      </w:pPr>
+      <w:r>
+        <w:t>12.  Does the applicant ever find out why they were rejected?</w:t>
+      </w:r>
+    </w:p>
+    <w:p>
+      <w:r>
+        <w:t>Yes, when the recruiter recorded one. They are shown the reason in plain second-person wording — “The employer tried to reach you and could not. Check the phone number and email on your resume.” They are not shown which member of staff made the decision. This was built the other way round first and changed deliberately: the problem the study starts from is applicants who hear nothing back, so recording the reason and then withholding it would argue against our own Chapter 1.</w:t>
       </w:r>
     </w:p>
     <w:p>
@@ -1937,7 +2095,7 @@
                 <w:sz w:val="19"/>
                 <w:szCs w:val="19"/>
               </w:rPr>
-              <w:t xml:space="preserve">21</w:t>
+              <w:t>22</w:t>
             </w:r>
           </w:p>
         </w:tc>
@@ -2021,7 +2179,7 @@
                 <w:sz w:val="19"/>
                 <w:szCs w:val="19"/>
               </w:rPr>
-              <w:t xml:space="preserve">142</w:t>
+              <w:t>160</w:t>
             </w:r>
           </w:p>
         </w:tc>
@@ -2106,6 +2264,90 @@
                 <w:szCs w:val="19"/>
               </w:rPr>
               <w:t xml:space="preserve">2 MB</w:t>
+            </w:r>
+          </w:p>
+        </w:tc>
+      </w:tr>
+      <w:tr>
+        <w:tc>
+          <w:tcPr>
+            <w:tcW w:type="dxa" w:w="6260"/>
+            <w:tcMar>
+              <w:top w:type="dxa" w:w="90"/>
+              <w:left w:type="dxa" w:w="130"/>
+              <w:bottom w:type="dxa" w:w="90"/>
+              <w:right w:type="dxa" w:w="130"/>
+            </w:tcMar>
+          </w:tcPr>
+          <w:p>
+            <w:r>
+              <w:rPr>
+                <w:sz w:val="19"/>
+                <w:szCs w:val="19"/>
+              </w:rPr>
+              <w:t>Credit for a skill with no source</w:t>
+            </w:r>
+          </w:p>
+        </w:tc>
+        <w:tc>
+          <w:tcPr>
+            <w:tcW w:type="dxa" w:w="3100"/>
+            <w:tcMar>
+              <w:top w:type="dxa" w:w="90"/>
+              <w:left w:type="dxa" w:w="130"/>
+              <w:bottom w:type="dxa" w:w="90"/>
+              <w:right w:type="dxa" w:w="130"/>
+            </w:tcMar>
+          </w:tcPr>
+          <w:p>
+            <w:r>
+              <w:rPr>
+                <w:sz w:val="19"/>
+                <w:szCs w:val="19"/>
+              </w:rPr>
+              <w:t>half — 0.5</w:t>
+            </w:r>
+          </w:p>
+        </w:tc>
+      </w:tr>
+      <w:tr>
+        <w:tc>
+          <w:tcPr>
+            <w:tcW w:type="dxa" w:w="6260"/>
+            <w:tcMar>
+              <w:top w:type="dxa" w:w="90"/>
+              <w:left w:type="dxa" w:w="130"/>
+              <w:bottom w:type="dxa" w:w="90"/>
+              <w:right w:type="dxa" w:w="130"/>
+            </w:tcMar>
+          </w:tcPr>
+          <w:p>
+            <w:r>
+              <w:rPr>
+                <w:sz w:val="19"/>
+                <w:szCs w:val="19"/>
+              </w:rPr>
+              <w:t>Rejection reasons a recruiter can pick from</w:t>
+            </w:r>
+          </w:p>
+        </w:tc>
+        <w:tc>
+          <w:tcPr>
+            <w:tcW w:type="dxa" w:w="3100"/>
+            <w:tcMar>
+              <w:top w:type="dxa" w:w="90"/>
+              <w:left w:type="dxa" w:w="130"/>
+              <w:bottom w:type="dxa" w:w="90"/>
+              <w:right w:type="dxa" w:w="130"/>
+            </w:tcMar>
+          </w:tcPr>
+          <w:p>
+            <w:r>
+              <w:rPr>
+                <w:sz w:val="19"/>
+                <w:szCs w:val="19"/>
+              </w:rPr>
+              <w:t>8</w:t>
             </w:r>
           </w:p>
         </w:tc>

--- a/05_Website_Angular/docs/ResumeMatch-PH-Start-Here.docx
+++ b/05_Website_Angular/docs/ResumeMatch-PH-Start-Here.docx
@@ -153,17 +153,7 @@
     </w:p>
     <w:p>
       <w:r>
-        <w:t xml:space="preserve">The important word is </w:t>
-      </w:r>
-      <w:r>
-        <w:rPr>
-          <w:b/>
-          <w:bCs/>
-        </w:rPr>
-        <w:t xml:space="preserve">transparent</w:t>
-      </w:r>
-      <w:r>
-        <w:t xml:space="preserve">. Plenty of systems score resumes. Ours shows its work. Every applicant can see which required skills they had, which they were missing, and how much each part was worth. Nothing is hidden.</w:t>
+        <w:t>The important word is transparent. Plenty of systems score resumes. Ours shows its work. Every applicant can see which required skills they had, how many they did not and of what kind, and how much each part was worth. Nothing is hidden.</w:t>
       </w:r>
     </w:p>
     <w:p>
@@ -1049,7 +1039,7 @@
     </w:tbl>
     <w:p>
       <w:r>
-        <w:t xml:space="preserve">That 88 is a real number produced by the real code, not an illustration. Ana sees the 88, sees that she matched three of four skills, and sees that Troubleshooting is the one she is missing. That is the transparency the study is testing.</w:t>
+        <w:t>That 88 is a real number produced by the real code, not an illustration. Ana sees the 88, sees that she matched three of four skills, and is told that one technical requirement is not on her resume. She is not told which one — the posting states what it asks for, and she compares it herself. That is the transparency the study is testing.</w:t>
       </w:r>
     </w:p>
     <w:p>
@@ -1695,7 +1685,7 @@
     </w:p>
     <w:p>
       <w:r>
-        <w:t xml:space="preserve">Partly, and we say so in the limitations. Someone with unrelated experience can score low even when capable. The transparency is the mitigation, not a fix: they can see exactly which skill was missing.</w:t>
+        <w:t>Partly, and we say so in the limitations. Someone with unrelated experience can score low even when capable. The transparency is the mitigation, not a fix: they can see how far short they fell and on which kind of requirement.</w:t>
       </w:r>
     </w:p>
     <w:p>

--- a/05_Website_Angular/docs/ResumeMatch-PH-Start-Here.docx
+++ b/05_Website_Angular/docs/ResumeMatch-PH-Start-Here.docx
@@ -99,6 +99,42 @@
     <w:p>
       <w:r>
         <w:br w:type="page"/>
+      </w:r>
+    </w:p>
+    <w:p>
+      <w:pPr>
+        <w:pStyle w:val="Heading1"/>
+      </w:pPr>
+      <w:r>
+        <w:t>There is a simpler companion to this</w:t>
+      </w:r>
+    </w:p>
+    <w:p>
+      <w:pPr>
+        <w:spacing w:after="260"/>
+        <w:ind w:left="900" w:right="900"/>
+        <w:jc w:val="center"/>
+      </w:pPr>
+      <w:r>
+        <w:rPr>
+          <w:sz w:val="20"/>
+          <w:szCs w:val="20"/>
+        </w:rPr>
+        <w:t>ResumeMatch-PH-Explained-Simply.docx covers the same ground in plainer words, goes further into the research side — the questionnaires, the statistics, how many respondents and why — and ends with a word list defining every term you will meet anywhere in this project.</w:t>
+      </w:r>
+    </w:p>
+    <w:p>
+      <w:pPr>
+        <w:spacing w:after="260"/>
+        <w:ind w:left="900" w:right="900"/>
+        <w:jc w:val="center"/>
+      </w:pPr>
+      <w:r>
+        <w:rPr>
+          <w:sz w:val="20"/>
+          <w:szCs w:val="20"/>
+        </w:rPr>
+        <w:t>If this document already reads easily, carry on. If any of it seems to assume something nobody told you, read that one instead and come back.</w:t>
       </w:r>
     </w:p>
     <w:p>

--- a/05_Website_Angular/docs/ResumeMatch-PH-Start-Here.docx
+++ b/05_Website_Angular/docs/ResumeMatch-PH-Start-Here.docx
@@ -94,6 +94,84 @@
           <w:szCs w:val="18"/>
         </w:rPr>
         <w:t xml:space="preserve">Pilot partner: Clark Outsourcing, Clark Freeport Zone</w:t>
+      </w:r>
+    </w:p>
+    <w:p>
+      <w:pPr>
+        <w:pStyle w:val="Heading1"/>
+      </w:pPr>
+      <w:r>
+        <w:t>What changed since the 22 August pack</w:t>
+      </w:r>
+    </w:p>
+    <w:p>
+      <w:pPr>
+        <w:spacing w:after="260"/>
+        <w:ind w:left="900" w:right="900"/>
+        <w:jc w:val="center"/>
+      </w:pPr>
+      <w:r>
+        <w:rPr>
+          <w:sz w:val="20"/>
+          <w:szCs w:val="20"/>
+        </w:rPr>
+        <w:t>Four changes were made after that pack was built. Each is listed with what a panelist would see, because a reviewer reading an older copy will otherwise describe the site as it no longer is.</w:t>
+      </w:r>
+    </w:p>
+    <w:p>
+      <w:pPr>
+        <w:spacing w:after="260"/>
+        <w:ind w:left="900" w:right="900"/>
+        <w:jc w:val="center"/>
+      </w:pPr>
+      <w:r>
+        <w:rPr>
+          <w:sz w:val="20"/>
+          <w:szCs w:val="20"/>
+        </w:rPr>
+        <w:t>1 · Reading a curriculum vitae. A five-page academic CV was uploaded to the live site and scored 25 out of 100 — a holder of a doctorate and thirteen years of university teaching, read as having no education and no relevant skills. Five separate faults were found in the rule-based reader and repaired; the same document now scores 88. The faults are worth knowing because they are the honest answer to "how well does your reader actually work": a wrapped sentence ending in the word "employment." was treated as a section heading, so the real career history above it was discarded and three professional-society memberships below it were counted as jobs; the headings a CV uses ("CAREER DETAILS", "SKILLS MATRIX", "Education and Qualifications") were not recognised; a doctorate had no pattern at all and read as no education; a surname the PDF rendered as "SALENGA - MENDEZ" failed the name test, so the job title on the next line was returned as the applicant's name; and a long skills list pushed the only skills that can actually score past a thirty-item cap.</w:t>
+      </w:r>
+    </w:p>
+    <w:p>
+      <w:pPr>
+        <w:spacing w:after="260"/>
+        <w:ind w:left="900" w:right="900"/>
+        <w:jc w:val="center"/>
+      </w:pPr>
+      <w:r>
+        <w:rPr>
+          <w:sz w:val="20"/>
+          <w:szCs w:val="20"/>
+        </w:rPr>
+        <w:t>2 · First name and last name. Registration now asks for the two separately and the database stores them separately, on the advice of the research adviser. The display name is derived from the two by the database itself rather than stored a second time, so the two cannot drift apart. Accounts created before the change are divided on the last word of the stored name and can be corrected from the account page.</w:t>
+      </w:r>
+    </w:p>
+    <w:p>
+      <w:pPr>
+        <w:spacing w:after="260"/>
+        <w:ind w:left="900" w:right="900"/>
+        <w:jc w:val="center"/>
+      </w:pPr>
+      <w:r>
+        <w:rPr>
+          <w:sz w:val="20"/>
+          <w:szCs w:val="20"/>
+        </w:rPr>
+        <w:t>3 · The logo. Clicking the ResumeMatch PH logo now goes to the signed-in account's own dashboard rather than the public home page. Signed out it still goes to the home page. The reason to expect the question: for someone with an account the home page is a page about signing up, and on a phone — where the navigation collapses into a menu — the logo is the only always-visible way back.</w:t>
+      </w:r>
+    </w:p>
+    <w:p>
+      <w:pPr>
+        <w:spacing w:after="260"/>
+        <w:ind w:left="900" w:right="900"/>
+        <w:jc w:val="center"/>
+      </w:pPr>
+      <w:r>
+        <w:rPr>
+          <w:sz w:val="20"/>
+          <w:szCs w:val="20"/>
+        </w:rPr>
+        <w:t>4 · The test count. There are now 196 automated tests in eight suites, all passing. The older pack says 160 in six; that figure was correct when it was written and counted six of the eight suites. The current split is 51 on the matching engine, 53 driving the real server over HTTP, 43 on the document reader, 13 on browser-versus-server agreement, 10 on email, 10 on extraction, 10 on file storage and 6 on the mail transport.</w:t>
       </w:r>
     </w:p>
     <w:p>
@@ -2205,7 +2283,7 @@
                 <w:sz w:val="19"/>
                 <w:szCs w:val="19"/>
               </w:rPr>
-              <w:t>160</w:t>
+              <w:t>196</w:t>
             </w:r>
           </w:p>
         </w:tc>

--- a/05_Website_Angular/docs/ResumeMatch-PH-Start-Here.docx
+++ b/05_Website_Angular/docs/ResumeMatch-PH-Start-Here.docx
@@ -129,7 +129,7 @@
           <w:sz w:val="20"/>
           <w:szCs w:val="20"/>
         </w:rPr>
-        <w:t>1 · Reading a curriculum vitae. A five-page academic CV was uploaded to the live site and scored 25 out of 100 — a holder of a doctorate and thirteen years of university teaching, read as having no education and no relevant skills. Five separate faults were found in the rule-based reader and repaired; the same document now scores 88. The faults are worth knowing because they are the honest answer to "how well does your reader actually work": a wrapped sentence ending in the word "employment." was treated as a section heading, so the real career history above it was discarded and three professional-society memberships below it were counted as jobs; the headings a CV uses ("CAREER DETAILS", "SKILLS MATRIX", "Education and Qualifications") were not recognised; a doctorate had no pattern at all and read as no education; a surname the PDF rendered as "SALENGA - MENDEZ" failed the name test, so the job title on the next line was returned as the applicant's name; and a long skills list pushed the only skills that can actually score past a thirty-item cap.</w:t>
+        <w:t>1 · Reading a curriculum vitae. A five-page academic CV was uploaded to the live site and read badly: the holder of a doctorate and thirteen years of university teaching came out with NO education at all, the job title from the second line returned as her name, and three professional-society memberships counted as employment. Six faults were found in the rule-based reader and repaired. On a representative entry-level IT opening the same document moves from 63 to 88, and the whole of that 25-point difference is the education component, which had been scoring zero against a posting asking for a bachelor’s degree. The exact figure depends on the opening, because a score is always against one posting: on an administrative opening the same document moves from 50 to 75, the same 25 points. The faults are worth knowing because they are the honest answer to "how well does your reader actually work": a wrapped sentence ending in the word "employment." was treated as a section heading, so the real career history above it was discarded and three professional-society memberships below it were counted as jobs; the headings a CV uses ("CAREER DETAILS", "SKILLS MATRIX", "Education and Qualifications") were not recognised; a doctorate had no pattern at all and read as no education; a surname the PDF rendered as "SALENGA - MENDEZ" failed the name test, so the job title on the next line was returned as the applicant's name; and a long skills list pushed the only skills that can actually score past a thirty-item cap.</w:t>
       </w:r>
     </w:p>
     <w:p>
@@ -171,7 +171,7 @@
           <w:sz w:val="20"/>
           <w:szCs w:val="20"/>
         </w:rPr>
-        <w:t>4 · The test count. There are now 196 automated tests in eight suites, all passing. The older pack says 160 in six; that figure was correct when it was written and counted six of the eight suites. The current split is 51 on the matching engine, 53 driving the real server over HTTP, 43 on the document reader, 13 on browser-versus-server agreement, 10 on email, 10 on extraction, 10 on file storage and 6 on the mail transport.</w:t>
+        <w:t>4 · The test count. There are now 198 automated tests in eight suites, all passing. The older pack says 160 in six; that figure was correct when it was written and counted six of the eight suites. The current split is 51 on the matching engine, 53 driving the real server over HTTP, 45 on the document reader, 13 on browser-versus-server agreement, 10 on email, 10 on extraction, 10 on file storage and 6 on the mail transport.</w:t>
       </w:r>
     </w:p>
     <w:p>
@@ -2283,7 +2283,7 @@
                 <w:sz w:val="19"/>
                 <w:szCs w:val="19"/>
               </w:rPr>
-              <w:t>196</w:t>
+              <w:t>198</w:t>
             </w:r>
           </w:p>
         </w:tc>
